--- a/downloads/handouts/Unit 05/Handout 05.04 - Stain Station Record.docx
+++ b/downloads/handouts/Unit 05/Handout 05.04 - Stain Station Record.docx
@@ -539,8 +539,11 @@
       </w:r>
     </w:p>
     <w:p>
-      <w:r>
-        <w:br w:type="page"/>
+      <w:pPr>
+        <w:pStyle w:val="BodyText"/>
+      </w:pPr>
+      <w:r>
+        <w:t xml:space="preserve">_______________________________________________________________________</w:t>
       </w:r>
     </w:p>
     <w:p>
@@ -561,8 +564,11 @@
       </w:r>
     </w:p>
     <w:p>
-      <w:r>
-        <w:br w:type="page"/>
+      <w:pPr>
+        <w:pStyle w:val="BodyText"/>
+      </w:pPr>
+      <w:r>
+        <w:t xml:space="preserve">_______________________________________________________________________</w:t>
       </w:r>
     </w:p>
     <w:p>
@@ -719,8 +725,11 @@
       </w:r>
     </w:p>
     <w:p>
-      <w:r>
-        <w:br w:type="page"/>
+      <w:pPr>
+        <w:pStyle w:val="BodyText"/>
+      </w:pPr>
+      <w:r>
+        <w:t xml:space="preserve">_______________________________________________________________________</w:t>
       </w:r>
     </w:p>
     <w:p>
@@ -884,8 +893,11 @@
       </w:r>
     </w:p>
     <w:p>
-      <w:r>
-        <w:br w:type="page"/>
+      <w:pPr>
+        <w:pStyle w:val="BodyText"/>
+      </w:pPr>
+      <w:r>
+        <w:t xml:space="preserve">_______________________________________________________________________</w:t>
       </w:r>
     </w:p>
     <w:p>

--- a/downloads/handouts/Unit 05/Handout 05.04 - Stain Station Record.docx
+++ b/downloads/handouts/Unit 05/Handout 05.04 - Stain Station Record.docx
@@ -34,7 +34,7 @@
         <w:t xml:space="preserve"> </w:t>
       </w:r>
       <w:r>
-        <w:t xml:space="preserve">Three stains. Three treatments on each. Same method every time so the comparison is fair. Fill in the table as you go, then finish the cost line and the conclusion.</w:t>
+        <w:t xml:space="preserve">Three stains. Three treatments on each. Use the same method every time so the comparison is fair. Fill in the table as you go. Then finish the cost line and the conclusion.</w:t>
       </w:r>
     </w:p>
     <w:p>
@@ -312,7 +312,7 @@
         <w:pStyle w:val="FirstParagraph"/>
       </w:pPr>
       <w:r>
-        <w:t xml:space="preserve">These stains were made yesterday on purpose. A fresh stain comes out with water, and that is not the problem people actually have at home.</w:t>
+        <w:t xml:space="preserve">These stains were made yesterday on purpose. A fresh stain comes out with water. A set stain is the problem people actually have at home.</w:t>
       </w:r>
     </w:p>
     <w:tbl>
@@ -543,7 +543,7 @@
         <w:pStyle w:val="BodyText"/>
       </w:pPr>
       <w:r>
-        <w:t xml:space="preserve">_______________________________________________________________________</w:t>
+        <w:t xml:space="preserve">Answer: _______________________________________________________________</w:t>
       </w:r>
     </w:p>
     <w:p>
@@ -568,7 +568,7 @@
         <w:pStyle w:val="BodyText"/>
       </w:pPr>
       <w:r>
-        <w:t xml:space="preserve">_______________________________________________________________________</w:t>
+        <w:t xml:space="preserve">Answer: _______________________________________________________________</w:t>
       </w:r>
     </w:p>
     <w:p>
@@ -729,7 +729,7 @@
         <w:pStyle w:val="BodyText"/>
       </w:pPr>
       <w:r>
-        <w:t xml:space="preserve">_______________________________________________________________________</w:t>
+        <w:t xml:space="preserve">Answer: _______________________________________________________________</w:t>
       </w:r>
     </w:p>
     <w:p>
@@ -889,23 +889,7 @@
         <w:t xml:space="preserve"> </w:t>
       </w:r>
       <w:r>
-        <w:t xml:space="preserve">Every garment saved from the trash is one you did not have to</w:t>
-      </w:r>
-    </w:p>
-    <w:p>
-      <w:pPr>
-        <w:pStyle w:val="BodyText"/>
-      </w:pPr>
-      <w:r>
-        <w:t xml:space="preserve">_______________________________________________________________________</w:t>
-      </w:r>
-    </w:p>
-    <w:p>
-      <w:pPr>
-        <w:pStyle w:val="BodyText"/>
-      </w:pPr>
-      <w:r>
-        <w:t xml:space="preserve">and one that did not go to _______________________________________________.</w:t>
+        <w:t xml:space="preserve">Every garment saved from the trash is one you did not have to ______________________________ and one that did not go to ______________________________.</w:t>
       </w:r>
     </w:p>
     <w:sectPr>
